--- a/resources/dist/mapmaker/sheets/civil-war-battlefields-teacher-notes-en.docx
+++ b/resources/dist/mapmaker/sheets/civil-war-battlefields-teacher-notes-en.docx
@@ -45,7 +45,7 @@
         </w:rPr>
         <w:t xml:space="preserve">Map: </w:t>
       </w:r>
-      <w:hyperlink w:history="1" r:id="rIdv7s1ti1x7thdtoxuwlqzs">
+      <w:hyperlink w:history="1" r:id="rId4ghfbayai_amk0i5j-txf">
         <w:r>
           <w:rPr>
             <w:color w:val="0A4FA8"/>
@@ -307,7 +307,7 @@
         </w:numPr>
         <w:spacing w:after="60"/>
       </w:pPr>
-      <w:hyperlink w:history="1" r:id="rIdzhaonwux2mhrcj562ewja">
+      <w:hyperlink w:history="1" r:id="rId7gfyc9wqbj89lppdncmn2">
         <w:r>
           <w:rPr>
             <w:color w:val="0A4FA8"/>
@@ -329,7 +329,7 @@
         </w:numPr>
         <w:spacing w:after="60"/>
       </w:pPr>
-      <w:hyperlink w:history="1" r:id="rId5jl_08zw1zmycnak0cizc">
+      <w:hyperlink w:history="1" r:id="rIdypur_rw2jd11om8clqeqe">
         <w:r>
           <w:rPr>
             <w:color w:val="0A4FA8"/>
@@ -351,7 +351,7 @@
         </w:numPr>
         <w:spacing w:after="60"/>
       </w:pPr>
-      <w:hyperlink w:history="1" r:id="rIdkupg1oraymroeho9umg6t">
+      <w:hyperlink w:history="1" r:id="rIdrb9vy0ph1humnie1r65u_">
         <w:r>
           <w:rPr>
             <w:color w:val="0A4FA8"/>

--- a/resources/dist/mapmaker/sheets/civil-war-battlefields-teacher-notes-en.docx
+++ b/resources/dist/mapmaker/sheets/civil-war-battlefields-teacher-notes-en.docx
@@ -45,7 +45,7 @@
         </w:rPr>
         <w:t xml:space="preserve">Map: </w:t>
       </w:r>
-      <w:hyperlink w:history="1" r:id="rId4ghfbayai_amk0i5j-txf">
+      <w:hyperlink w:history="1" r:id="rIdxsp6r9eby2nfd2ebxbuus">
         <w:r>
           <w:rPr>
             <w:color w:val="0A4FA8"/>
@@ -307,7 +307,7 @@
         </w:numPr>
         <w:spacing w:after="60"/>
       </w:pPr>
-      <w:hyperlink w:history="1" r:id="rId7gfyc9wqbj89lppdncmn2">
+      <w:hyperlink w:history="1" r:id="rIdirfdwex5s_fy4sn1rsjxv">
         <w:r>
           <w:rPr>
             <w:color w:val="0A4FA8"/>
@@ -329,7 +329,7 @@
         </w:numPr>
         <w:spacing w:after="60"/>
       </w:pPr>
-      <w:hyperlink w:history="1" r:id="rIdypur_rw2jd11om8clqeqe">
+      <w:hyperlink w:history="1" r:id="rIdta-vgde5oip7uvajwmmv1">
         <w:r>
           <w:rPr>
             <w:color w:val="0A4FA8"/>
@@ -351,7 +351,7 @@
         </w:numPr>
         <w:spacing w:after="60"/>
       </w:pPr>
-      <w:hyperlink w:history="1" r:id="rIdrb9vy0ph1humnie1r65u_">
+      <w:hyperlink w:history="1" r:id="rIdajqbsmdntd1-glmllu2fz">
         <w:r>
           <w:rPr>
             <w:color w:val="0A4FA8"/>

--- a/resources/dist/mapmaker/sheets/civil-war-battlefields-teacher-notes-en.docx
+++ b/resources/dist/mapmaker/sheets/civil-war-battlefields-teacher-notes-en.docx
@@ -45,7 +45,7 @@
         </w:rPr>
         <w:t xml:space="preserve">Map: </w:t>
       </w:r>
-      <w:hyperlink w:history="1" r:id="rIdxsp6r9eby2nfd2ebxbuus">
+      <w:hyperlink w:history="1" r:id="rIdjlnxku2uyilwqn16vckv6">
         <w:r>
           <w:rPr>
             <w:color w:val="0A4FA8"/>
@@ -307,7 +307,7 @@
         </w:numPr>
         <w:spacing w:after="60"/>
       </w:pPr>
-      <w:hyperlink w:history="1" r:id="rIdirfdwex5s_fy4sn1rsjxv">
+      <w:hyperlink w:history="1" r:id="rIdgdfij6c2j99tc1cquugkv">
         <w:r>
           <w:rPr>
             <w:color w:val="0A4FA8"/>
@@ -329,7 +329,7 @@
         </w:numPr>
         <w:spacing w:after="60"/>
       </w:pPr>
-      <w:hyperlink w:history="1" r:id="rIdta-vgde5oip7uvajwmmv1">
+      <w:hyperlink w:history="1" r:id="rIdh3rvdjuuzre-bwlnvuuec">
         <w:r>
           <w:rPr>
             <w:color w:val="0A4FA8"/>
@@ -351,7 +351,7 @@
         </w:numPr>
         <w:spacing w:after="60"/>
       </w:pPr>
-      <w:hyperlink w:history="1" r:id="rIdajqbsmdntd1-glmllu2fz">
+      <w:hyperlink w:history="1" r:id="rIdys1x1xhg9uzsqvd8l9fr2">
         <w:r>
           <w:rPr>
             <w:color w:val="0A4FA8"/>
@@ -2733,7 +2733,7 @@
       <w:pStyle w:val="Credits"/>
     </w:pPr>
     <w:r>
-      <w:t xml:space="preserve">Teacher notes: Civil War Battlefields, 0.7.0. For teachers.</w:t>
+      <w:t xml:space="preserve">Teacher notes: Civil War Battlefields, 0.7.1. For teachers.</w:t>
     </w:r>
   </w:p>
 </w:ftr>

--- a/resources/dist/mapmaker/sheets/civil-war-battlefields-teacher-notes-en.docx
+++ b/resources/dist/mapmaker/sheets/civil-war-battlefields-teacher-notes-en.docx
@@ -45,7 +45,7 @@
         </w:rPr>
         <w:t xml:space="preserve">Map: </w:t>
       </w:r>
-      <w:hyperlink w:history="1" r:id="rIdjlnxku2uyilwqn16vckv6">
+      <w:hyperlink w:history="1" r:id="rId5nr10g8a5ez_gq4nh5q20">
         <w:r>
           <w:rPr>
             <w:color w:val="0A4FA8"/>
@@ -307,7 +307,7 @@
         </w:numPr>
         <w:spacing w:after="60"/>
       </w:pPr>
-      <w:hyperlink w:history="1" r:id="rIdgdfij6c2j99tc1cquugkv">
+      <w:hyperlink w:history="1" r:id="rId5wlw5jbpzazazz1gutkq7">
         <w:r>
           <w:rPr>
             <w:color w:val="0A4FA8"/>
@@ -329,7 +329,7 @@
         </w:numPr>
         <w:spacing w:after="60"/>
       </w:pPr>
-      <w:hyperlink w:history="1" r:id="rIdh3rvdjuuzre-bwlnvuuec">
+      <w:hyperlink w:history="1" r:id="rIdvceswvjxqg_oxrrx9djt8">
         <w:r>
           <w:rPr>
             <w:color w:val="0A4FA8"/>
@@ -351,7 +351,7 @@
         </w:numPr>
         <w:spacing w:after="60"/>
       </w:pPr>
-      <w:hyperlink w:history="1" r:id="rIdys1x1xhg9uzsqvd8l9fr2">
+      <w:hyperlink w:history="1" r:id="rIdparuqhesf2c4ktrn3b4fu">
         <w:r>
           <w:rPr>
             <w:color w:val="0A4FA8"/>

--- a/resources/dist/mapmaker/sheets/civil-war-battlefields-teacher-notes-en.docx
+++ b/resources/dist/mapmaker/sheets/civil-war-battlefields-teacher-notes-en.docx
@@ -45,7 +45,7 @@
         </w:rPr>
         <w:t xml:space="preserve">Map: </w:t>
       </w:r>
-      <w:hyperlink w:history="1" r:id="rId5nr10g8a5ez_gq4nh5q20">
+      <w:hyperlink w:history="1" r:id="rIdw4osgdy86kr-0o5roghin">
         <w:r>
           <w:rPr>
             <w:color w:val="0A4FA8"/>
@@ -307,7 +307,7 @@
         </w:numPr>
         <w:spacing w:after="60"/>
       </w:pPr>
-      <w:hyperlink w:history="1" r:id="rId5wlw5jbpzazazz1gutkq7">
+      <w:hyperlink w:history="1" r:id="rId6wugduobwqwc0dzuyd_y9">
         <w:r>
           <w:rPr>
             <w:color w:val="0A4FA8"/>
@@ -329,7 +329,7 @@
         </w:numPr>
         <w:spacing w:after="60"/>
       </w:pPr>
-      <w:hyperlink w:history="1" r:id="rIdvceswvjxqg_oxrrx9djt8">
+      <w:hyperlink w:history="1" r:id="rIdiomt00ts1lkhtwolkd3pv">
         <w:r>
           <w:rPr>
             <w:color w:val="0A4FA8"/>
@@ -351,7 +351,7 @@
         </w:numPr>
         <w:spacing w:after="60"/>
       </w:pPr>
-      <w:hyperlink w:history="1" r:id="rIdparuqhesf2c4ktrn3b4fu">
+      <w:hyperlink w:history="1" r:id="rIdp2crgyteriapviztdqj7w">
         <w:r>
           <w:rPr>
             <w:color w:val="0A4FA8"/>

--- a/resources/dist/mapmaker/sheets/civil-war-battlefields-teacher-notes-en.docx
+++ b/resources/dist/mapmaker/sheets/civil-war-battlefields-teacher-notes-en.docx
@@ -45,7 +45,7 @@
         </w:rPr>
         <w:t xml:space="preserve">Map: </w:t>
       </w:r>
-      <w:hyperlink w:history="1" r:id="rIdw4osgdy86kr-0o5roghin">
+      <w:hyperlink w:history="1" r:id="rIdncd9n4gfcxseafguryp1q">
         <w:r>
           <w:rPr>
             <w:color w:val="0A4FA8"/>
@@ -307,7 +307,7 @@
         </w:numPr>
         <w:spacing w:after="60"/>
       </w:pPr>
-      <w:hyperlink w:history="1" r:id="rId6wugduobwqwc0dzuyd_y9">
+      <w:hyperlink w:history="1" r:id="rIdgthvxw-ark5f4ioslcdxs">
         <w:r>
           <w:rPr>
             <w:color w:val="0A4FA8"/>
@@ -329,7 +329,7 @@
         </w:numPr>
         <w:spacing w:after="60"/>
       </w:pPr>
-      <w:hyperlink w:history="1" r:id="rIdiomt00ts1lkhtwolkd3pv">
+      <w:hyperlink w:history="1" r:id="rIdbgv9_m-m7elxjd_5eozqp">
         <w:r>
           <w:rPr>
             <w:color w:val="0A4FA8"/>
@@ -351,7 +351,7 @@
         </w:numPr>
         <w:spacing w:after="60"/>
       </w:pPr>
-      <w:hyperlink w:history="1" r:id="rIdp2crgyteriapviztdqj7w">
+      <w:hyperlink w:history="1" r:id="rId0lg2ee2ywrqdivvs0kekq">
         <w:r>
           <w:rPr>
             <w:color w:val="0A4FA8"/>
@@ -2733,7 +2733,7 @@
       <w:pStyle w:val="Credits"/>
     </w:pPr>
     <w:r>
-      <w:t xml:space="preserve">Teacher notes: Civil War Battlefields, 0.7.1. For teachers.</w:t>
+      <w:t xml:space="preserve">Teacher notes: Civil War Battlefields, 0.7.2. For teachers.</w:t>
     </w:r>
   </w:p>
 </w:ftr>

--- a/resources/dist/mapmaker/sheets/civil-war-battlefields-teacher-notes-en.docx
+++ b/resources/dist/mapmaker/sheets/civil-war-battlefields-teacher-notes-en.docx
@@ -45,7 +45,7 @@
         </w:rPr>
         <w:t xml:space="preserve">Map: </w:t>
       </w:r>
-      <w:hyperlink w:history="1" r:id="rIdncd9n4gfcxseafguryp1q">
+      <w:hyperlink w:history="1" r:id="rIdtl5c6n9bxf9mxwelz1wgd">
         <w:r>
           <w:rPr>
             <w:color w:val="0A4FA8"/>
@@ -307,7 +307,7 @@
         </w:numPr>
         <w:spacing w:after="60"/>
       </w:pPr>
-      <w:hyperlink w:history="1" r:id="rIdgthvxw-ark5f4ioslcdxs">
+      <w:hyperlink w:history="1" r:id="rId3ugd4khz9k3ioscnzrknl">
         <w:r>
           <w:rPr>
             <w:color w:val="0A4FA8"/>
@@ -329,7 +329,7 @@
         </w:numPr>
         <w:spacing w:after="60"/>
       </w:pPr>
-      <w:hyperlink w:history="1" r:id="rIdbgv9_m-m7elxjd_5eozqp">
+      <w:hyperlink w:history="1" r:id="rId71x8ndcojhocczipilqlm">
         <w:r>
           <w:rPr>
             <w:color w:val="0A4FA8"/>
@@ -351,7 +351,7 @@
         </w:numPr>
         <w:spacing w:after="60"/>
       </w:pPr>
-      <w:hyperlink w:history="1" r:id="rId0lg2ee2ywrqdivvs0kekq">
+      <w:hyperlink w:history="1" r:id="rIdrbpzlym8ourtashnx9c4a">
         <w:r>
           <w:rPr>
             <w:color w:val="0A4FA8"/>

--- a/resources/dist/mapmaker/sheets/civil-war-battlefields-teacher-notes-en.docx
+++ b/resources/dist/mapmaker/sheets/civil-war-battlefields-teacher-notes-en.docx
@@ -45,7 +45,7 @@
         </w:rPr>
         <w:t xml:space="preserve">Map: </w:t>
       </w:r>
-      <w:hyperlink w:history="1" r:id="rIdtl5c6n9bxf9mxwelz1wgd">
+      <w:hyperlink w:history="1" r:id="rIdc3wrk8ee0tpigjw1_yqtg">
         <w:r>
           <w:rPr>
             <w:color w:val="0A4FA8"/>
@@ -307,7 +307,7 @@
         </w:numPr>
         <w:spacing w:after="60"/>
       </w:pPr>
-      <w:hyperlink w:history="1" r:id="rId3ugd4khz9k3ioscnzrknl">
+      <w:hyperlink w:history="1" r:id="rIdq1ouazstnk-pyuzyvtxv1">
         <w:r>
           <w:rPr>
             <w:color w:val="0A4FA8"/>
@@ -329,7 +329,7 @@
         </w:numPr>
         <w:spacing w:after="60"/>
       </w:pPr>
-      <w:hyperlink w:history="1" r:id="rId71x8ndcojhocczipilqlm">
+      <w:hyperlink w:history="1" r:id="rIde3pjxhdpstuzylnpg63mu">
         <w:r>
           <w:rPr>
             <w:color w:val="0A4FA8"/>
@@ -351,7 +351,7 @@
         </w:numPr>
         <w:spacing w:after="60"/>
       </w:pPr>
-      <w:hyperlink w:history="1" r:id="rIdrbpzlym8ourtashnx9c4a">
+      <w:hyperlink w:history="1" r:id="rIdc94xsap0xntewwono5zhv">
         <w:r>
           <w:rPr>
             <w:color w:val="0A4FA8"/>

--- a/resources/dist/mapmaker/sheets/civil-war-battlefields-teacher-notes-en.docx
+++ b/resources/dist/mapmaker/sheets/civil-war-battlefields-teacher-notes-en.docx
@@ -45,7 +45,7 @@
         </w:rPr>
         <w:t xml:space="preserve">Map: </w:t>
       </w:r>
-      <w:hyperlink w:history="1" r:id="rIdc3wrk8ee0tpigjw1_yqtg">
+      <w:hyperlink w:history="1" r:id="rIda1sawwtunbr4uo7-0bu9w">
         <w:r>
           <w:rPr>
             <w:color w:val="0A4FA8"/>
@@ -307,7 +307,7 @@
         </w:numPr>
         <w:spacing w:after="60"/>
       </w:pPr>
-      <w:hyperlink w:history="1" r:id="rIdq1ouazstnk-pyuzyvtxv1">
+      <w:hyperlink w:history="1" r:id="rIdxvnkdvxu-16ym3jiblxap">
         <w:r>
           <w:rPr>
             <w:color w:val="0A4FA8"/>
@@ -329,7 +329,7 @@
         </w:numPr>
         <w:spacing w:after="60"/>
       </w:pPr>
-      <w:hyperlink w:history="1" r:id="rIde3pjxhdpstuzylnpg63mu">
+      <w:hyperlink w:history="1" r:id="rId88_p33dc80npn7b8lm78x">
         <w:r>
           <w:rPr>
             <w:color w:val="0A4FA8"/>
@@ -351,7 +351,7 @@
         </w:numPr>
         <w:spacing w:after="60"/>
       </w:pPr>
-      <w:hyperlink w:history="1" r:id="rIdc94xsap0xntewwono5zhv">
+      <w:hyperlink w:history="1" r:id="rIdsckhqubdkyu_jotqa11nm">
         <w:r>
           <w:rPr>
             <w:color w:val="0A4FA8"/>
